--- a/docs/SCI_SE_01.ProjectProposal.docx
+++ b/docs/SCI_SE_01.ProjectProposal.docx
@@ -8144,8 +8144,6 @@
         </w:rPr>
         <w:t>khách hàng</w:t>
       </w:r>
-      <w:bookmarkStart w:id="33" w:name="_GoBack"/>
-      <w:bookmarkEnd w:id="33"/>
       <w:r>
         <w:rPr>
           <w:rFonts w:ascii="Times New Roman" w:hAnsi="Times New Roman" w:cs="Times New Roman"/>
@@ -8737,9 +8735,9 @@
           <w:szCs w:val="26"/>
         </w:rPr>
       </w:pPr>
-      <w:bookmarkStart w:id="34" w:name="_Toc70258544"/>
-      <w:bookmarkStart w:id="35" w:name="_Toc71830103"/>
-      <w:bookmarkStart w:id="36" w:name="_Toc71830163"/>
+      <w:bookmarkStart w:id="33" w:name="_Toc70258544"/>
+      <w:bookmarkStart w:id="34" w:name="_Toc71830103"/>
+      <w:bookmarkStart w:id="35" w:name="_Toc71830163"/>
       <w:r>
         <w:rPr>
           <w:rFonts w:ascii="Times New Roman" w:hAnsi="Times New Roman" w:cs="Times New Roman"/>
@@ -8750,9 +8748,9 @@
         </w:rPr>
         <w:t>Mô tả</w:t>
       </w:r>
+      <w:bookmarkEnd w:id="33"/>
       <w:bookmarkEnd w:id="34"/>
       <w:bookmarkEnd w:id="35"/>
-      <w:bookmarkEnd w:id="36"/>
     </w:p>
     <w:p>
       <w:pPr>
@@ -8770,9 +8768,9 @@
           <w:szCs w:val="26"/>
         </w:rPr>
       </w:pPr>
-      <w:bookmarkStart w:id="37" w:name="_Toc70258545"/>
-      <w:bookmarkStart w:id="38" w:name="_Toc71830104"/>
-      <w:bookmarkStart w:id="39" w:name="_Toc71830164"/>
+      <w:bookmarkStart w:id="36" w:name="_Toc70258545"/>
+      <w:bookmarkStart w:id="37" w:name="_Toc71830104"/>
+      <w:bookmarkStart w:id="38" w:name="_Toc71830164"/>
       <w:r>
         <w:rPr>
           <w:rFonts w:ascii="Times New Roman" w:hAnsi="Times New Roman" w:cs="Times New Roman"/>
@@ -9000,9 +8998,9 @@
         </w:rPr>
         <w:t>Các công nghệ ràng buộc</w:t>
       </w:r>
+      <w:bookmarkEnd w:id="36"/>
       <w:bookmarkEnd w:id="37"/>
       <w:bookmarkEnd w:id="38"/>
-      <w:bookmarkEnd w:id="39"/>
     </w:p>
     <w:p>
       <w:pPr>
@@ -9131,7 +9129,16 @@
           <w:szCs w:val="26"/>
           <w:lang w:val="vi-VN"/>
         </w:rPr>
-        <w:t>Javascript</w:t>
+        <w:t>Type</w:t>
+      </w:r>
+      <w:r>
+        <w:rPr>
+          <w:rFonts w:ascii="Times New Roman" w:hAnsi="Times New Roman" w:cs="Times New Roman"/>
+          <w:sz w:val="26"/>
+          <w:szCs w:val="26"/>
+          <w:lang w:val="vi-VN"/>
+        </w:rPr>
+        <w:t>script</w:t>
       </w:r>
       <w:r>
         <w:rPr>
@@ -9557,7 +9564,16 @@
           <w:szCs w:val="26"/>
           <w:lang w:val="vi-VN"/>
         </w:rPr>
-        <w:t xml:space="preserve">Javascript, </w:t>
+        <w:t>Type</w:t>
+      </w:r>
+      <w:r>
+        <w:rPr>
+          <w:rFonts w:ascii="Times New Roman" w:hAnsi="Times New Roman" w:cs="Times New Roman"/>
+          <w:sz w:val="26"/>
+          <w:szCs w:val="26"/>
+          <w:lang w:val="vi-VN"/>
+        </w:rPr>
+        <w:t xml:space="preserve">script, </w:t>
       </w:r>
       <w:r>
         <w:rPr>
@@ -9660,9 +9676,9 @@
           <w:szCs w:val="26"/>
         </w:rPr>
       </w:pPr>
-      <w:bookmarkStart w:id="40" w:name="_Toc70258546"/>
-      <w:bookmarkStart w:id="41" w:name="_Toc71830105"/>
-      <w:bookmarkStart w:id="42" w:name="_Toc71830165"/>
+      <w:bookmarkStart w:id="39" w:name="_Toc70258546"/>
+      <w:bookmarkStart w:id="40" w:name="_Toc71830105"/>
+      <w:bookmarkStart w:id="41" w:name="_Toc71830165"/>
       <w:r>
         <w:rPr>
           <w:rFonts w:ascii="Times New Roman" w:hAnsi="Times New Roman" w:cs="Times New Roman"/>
@@ -9674,9 +9690,9 @@
         <w:lastRenderedPageBreak/>
         <w:t>KẾ HOẠCH TỔNG THỂ DỰ ÁN</w:t>
       </w:r>
+      <w:bookmarkEnd w:id="39"/>
       <w:bookmarkEnd w:id="40"/>
       <w:bookmarkEnd w:id="41"/>
-      <w:bookmarkEnd w:id="42"/>
     </w:p>
     <w:p>
       <w:pPr>
@@ -9693,9 +9709,9 @@
           <w:color w:val="auto"/>
         </w:rPr>
       </w:pPr>
-      <w:bookmarkStart w:id="43" w:name="_Toc70258547"/>
-      <w:bookmarkStart w:id="44" w:name="_Toc71830106"/>
-      <w:bookmarkStart w:id="45" w:name="_Toc71830166"/>
+      <w:bookmarkStart w:id="42" w:name="_Toc70258547"/>
+      <w:bookmarkStart w:id="43" w:name="_Toc71830106"/>
+      <w:bookmarkStart w:id="44" w:name="_Toc71830166"/>
       <w:r>
         <w:rPr>
           <w:rFonts w:ascii="Times New Roman" w:hAnsi="Times New Roman" w:cs="Times New Roman"/>
@@ -9704,9 +9720,9 @@
         </w:rPr>
         <w:t>Định nghĩa Scrum</w:t>
       </w:r>
+      <w:bookmarkEnd w:id="42"/>
       <w:bookmarkEnd w:id="43"/>
       <w:bookmarkEnd w:id="44"/>
-      <w:bookmarkEnd w:id="45"/>
     </w:p>
     <w:p>
       <w:pPr>
@@ -9766,9 +9782,9 @@
           <w:szCs w:val="26"/>
         </w:rPr>
       </w:pPr>
-      <w:bookmarkStart w:id="46" w:name="_Toc70258548"/>
-      <w:bookmarkStart w:id="47" w:name="_Toc71830107"/>
-      <w:bookmarkStart w:id="48" w:name="_Toc71830167"/>
+      <w:bookmarkStart w:id="45" w:name="_Toc70258548"/>
+      <w:bookmarkStart w:id="46" w:name="_Toc71830107"/>
+      <w:bookmarkStart w:id="47" w:name="_Toc71830167"/>
       <w:r>
         <w:rPr>
           <w:rFonts w:ascii="Times New Roman" w:hAnsi="Times New Roman" w:cs="Times New Roman"/>
@@ -9779,9 +9795,9 @@
         </w:rPr>
         <w:t>Mô tả Scrum</w:t>
       </w:r>
+      <w:bookmarkEnd w:id="45"/>
       <w:bookmarkEnd w:id="46"/>
       <w:bookmarkEnd w:id="47"/>
-      <w:bookmarkEnd w:id="48"/>
     </w:p>
     <w:p>
       <w:pPr>
@@ -9931,9 +9947,9 @@
           <w:szCs w:val="26"/>
         </w:rPr>
       </w:pPr>
-      <w:bookmarkStart w:id="49" w:name="_Toc70258549"/>
-      <w:bookmarkStart w:id="50" w:name="_Toc71830108"/>
-      <w:bookmarkStart w:id="51" w:name="_Toc71830168"/>
+      <w:bookmarkStart w:id="48" w:name="_Toc70258549"/>
+      <w:bookmarkStart w:id="49" w:name="_Toc71830108"/>
+      <w:bookmarkStart w:id="50" w:name="_Toc71830168"/>
       <w:r>
         <w:rPr>
           <w:rFonts w:ascii="Times New Roman" w:hAnsi="Times New Roman" w:cs="Times New Roman"/>
@@ -9954,9 +9970,9 @@
         </w:rPr>
         <w:t>The artìacts</w:t>
       </w:r>
+      <w:bookmarkEnd w:id="48"/>
       <w:bookmarkEnd w:id="49"/>
       <w:bookmarkEnd w:id="50"/>
-      <w:bookmarkEnd w:id="51"/>
     </w:p>
     <w:p>
       <w:pPr>
@@ -10131,9 +10147,9 @@
         </w:rPr>
         <w:t xml:space="preserve"> </w:t>
       </w:r>
-      <w:bookmarkStart w:id="52" w:name="_Toc70258550"/>
-      <w:bookmarkStart w:id="53" w:name="_Toc71830109"/>
-      <w:bookmarkStart w:id="54" w:name="_Toc71830169"/>
+      <w:bookmarkStart w:id="51" w:name="_Toc70258550"/>
+      <w:bookmarkStart w:id="52" w:name="_Toc71830109"/>
+      <w:bookmarkStart w:id="53" w:name="_Toc71830169"/>
       <w:r>
         <w:rPr>
           <w:rFonts w:ascii="Times New Roman" w:hAnsi="Times New Roman" w:cs="Times New Roman"/>
@@ -10154,9 +10170,9 @@
         </w:rPr>
         <w:t xml:space="preserve"> trình)</w:t>
       </w:r>
+      <w:bookmarkEnd w:id="51"/>
       <w:bookmarkEnd w:id="52"/>
       <w:bookmarkEnd w:id="53"/>
-      <w:bookmarkEnd w:id="54"/>
       <w:r>
         <w:rPr>
           <w:rFonts w:ascii="Times New Roman" w:hAnsi="Times New Roman" w:cs="Times New Roman"/>
@@ -10267,9 +10283,9 @@
           <w:color w:val="auto"/>
         </w:rPr>
       </w:pPr>
-      <w:bookmarkStart w:id="55" w:name="_Toc70258551"/>
-      <w:bookmarkStart w:id="56" w:name="_Toc71830110"/>
-      <w:bookmarkStart w:id="57" w:name="_Toc71830170"/>
+      <w:bookmarkStart w:id="54" w:name="_Toc70258551"/>
+      <w:bookmarkStart w:id="55" w:name="_Toc71830110"/>
+      <w:bookmarkStart w:id="56" w:name="_Toc71830170"/>
       <w:r>
         <w:rPr>
           <w:rFonts w:ascii="Times New Roman" w:hAnsi="Times New Roman" w:cs="Times New Roman"/>
@@ -10279,9 +10295,9 @@
         <w:lastRenderedPageBreak/>
         <w:t>Kế hoạch tổng thể</w:t>
       </w:r>
+      <w:bookmarkEnd w:id="54"/>
       <w:bookmarkEnd w:id="55"/>
       <w:bookmarkEnd w:id="56"/>
-      <w:bookmarkEnd w:id="57"/>
     </w:p>
     <w:p>
       <w:pPr>
@@ -13197,9 +13213,9 @@
           <w:color w:val="auto"/>
         </w:rPr>
       </w:pPr>
-      <w:bookmarkStart w:id="58" w:name="_Toc70258552"/>
-      <w:bookmarkStart w:id="59" w:name="_Toc71830111"/>
-      <w:bookmarkStart w:id="60" w:name="_Toc71830171"/>
+      <w:bookmarkStart w:id="57" w:name="_Toc70258552"/>
+      <w:bookmarkStart w:id="58" w:name="_Toc71830111"/>
+      <w:bookmarkStart w:id="59" w:name="_Toc71830171"/>
       <w:r>
         <w:rPr>
           <w:rFonts w:ascii="Times New Roman" w:hAnsi="Times New Roman" w:cs="Times New Roman"/>
@@ -13208,9 +13224,9 @@
         </w:rPr>
         <w:t>Quản lý tổ chức</w:t>
       </w:r>
+      <w:bookmarkEnd w:id="57"/>
       <w:bookmarkEnd w:id="58"/>
       <w:bookmarkEnd w:id="59"/>
-      <w:bookmarkEnd w:id="60"/>
     </w:p>
     <w:p>
       <w:pPr>
@@ -13229,9 +13245,9 @@
           <w:szCs w:val="26"/>
         </w:rPr>
       </w:pPr>
-      <w:bookmarkStart w:id="61" w:name="_Toc70258553"/>
-      <w:bookmarkStart w:id="62" w:name="_Toc71830112"/>
-      <w:bookmarkStart w:id="63" w:name="_Toc71830172"/>
+      <w:bookmarkStart w:id="60" w:name="_Toc70258553"/>
+      <w:bookmarkStart w:id="61" w:name="_Toc71830112"/>
+      <w:bookmarkStart w:id="62" w:name="_Toc71830172"/>
       <w:r>
         <w:rPr>
           <w:rFonts w:ascii="Times New Roman" w:hAnsi="Times New Roman" w:cs="Times New Roman"/>
@@ -13242,9 +13258,9 @@
         </w:rPr>
         <w:t>Nguồn nhân lực</w:t>
       </w:r>
+      <w:bookmarkEnd w:id="60"/>
       <w:bookmarkEnd w:id="61"/>
       <w:bookmarkEnd w:id="62"/>
-      <w:bookmarkEnd w:id="63"/>
     </w:p>
     <w:p>
       <w:pPr>
@@ -14258,9 +14274,9 @@
           <w:szCs w:val="26"/>
         </w:rPr>
       </w:pPr>
-      <w:bookmarkStart w:id="64" w:name="_Toc70258554"/>
-      <w:bookmarkStart w:id="65" w:name="_Toc71830113"/>
-      <w:bookmarkStart w:id="66" w:name="_Toc71830173"/>
+      <w:bookmarkStart w:id="63" w:name="_Toc70258554"/>
+      <w:bookmarkStart w:id="64" w:name="_Toc71830113"/>
+      <w:bookmarkStart w:id="65" w:name="_Toc71830173"/>
       <w:r>
         <w:rPr>
           <w:rFonts w:ascii="Times New Roman" w:hAnsi="Times New Roman" w:cs="Times New Roman"/>
@@ -14271,9 +14287,9 @@
         </w:rPr>
         <w:t>Phi nhân lực</w:t>
       </w:r>
+      <w:bookmarkEnd w:id="63"/>
       <w:bookmarkEnd w:id="64"/>
       <w:bookmarkEnd w:id="65"/>
-      <w:bookmarkEnd w:id="66"/>
     </w:p>
     <w:p>
       <w:pPr>
@@ -15129,7 +15145,16 @@
                 <w:szCs w:val="26"/>
                 <w:lang w:val="vi-VN"/>
               </w:rPr>
-              <w:t>Javascript</w:t>
+              <w:t>Type</w:t>
+            </w:r>
+            <w:r>
+              <w:rPr>
+                <w:rFonts w:ascii="Times New Roman" w:eastAsia="Times New Roman" w:hAnsi="Times New Roman" w:cs="Times New Roman"/>
+                <w:sz w:val="26"/>
+                <w:szCs w:val="26"/>
+                <w:lang w:val="vi-VN"/>
+              </w:rPr>
+              <w:t>script</w:t>
             </w:r>
           </w:p>
         </w:tc>
@@ -15526,7 +15551,19 @@
                 <w:lang w:val="vi-VN"/>
               </w:rPr>
               <w:lastRenderedPageBreak/>
-              <w:t>Framework</w:t>
+              <w:t>Fra</w:t>
+            </w:r>
+            <w:bookmarkStart w:id="66" w:name="_GoBack"/>
+            <w:bookmarkEnd w:id="66"/>
+            <w:r>
+              <w:rPr>
+                <w:rFonts w:ascii="Times New Roman" w:eastAsia="Times New Roman" w:hAnsi="Times New Roman" w:cs="Times New Roman"/>
+                <w:color w:val="0D0D0D"/>
+                <w:sz w:val="26"/>
+                <w:szCs w:val="26"/>
+                <w:lang w:val="vi-VN"/>
+              </w:rPr>
+              <w:t>mework</w:t>
             </w:r>
           </w:p>
         </w:tc>
@@ -16508,7 +16545,7 @@
         <w:sz w:val="26"/>
         <w:szCs w:val="26"/>
       </w:rPr>
-      <w:t>7</w:t>
+      <w:t>14</w:t>
     </w:r>
     <w:r>
       <w:rPr>
@@ -19589,7 +19626,7 @@
 </file>
 
 <file path=customXml/itemProps1.xml><?xml version="1.0" encoding="utf-8"?>
-<ds:datastoreItem xmlns:ds="http://schemas.openxmlformats.org/officeDocument/2006/customXml" ds:itemID="{EF6F00B3-C964-4F08-BB98-E828A91DC738}">
+<ds:datastoreItem xmlns:ds="http://schemas.openxmlformats.org/officeDocument/2006/customXml" ds:itemID="{2295BE16-0C31-40AB-9349-B0F50472244B}">
   <ds:schemaRefs>
     <ds:schemaRef ds:uri="http://schemas.openxmlformats.org/officeDocument/2006/bibliography"/>
   </ds:schemaRefs>
